--- a/docs/a traduire/annexes/Annexe_Econometrique_CACI_FR/br/Anexo_Econometrico_CACI_PT-BR.docx
+++ b/docs/a traduire/annexes/Annexe_Econometrique_CACI_FR/br/Anexo_Econometrico_CACI_PT-BR.docx
@@ -100,7 +100,7 @@
                 <w:color w:val="1A2744"/>
                 <w:sz w:val="22"/>
               </w:rPr>
-              <w:t>76,9% da computacao de IA operacional global = EUA</w:t>
+              <w:t>78,9% da computacao de IA operacional global = EUA</w:t>
             </w:r>
           </w:p>
         </w:tc>
@@ -140,7 +140,7 @@
                 <w:color w:val="1A2744"/>
                 <w:sz w:val="22"/>
               </w:rPr>
-              <w:t>3,46:1 ratio CACI EUA/UE (Power Mode)</w:t>
+              <w:t>3,47:1 ratio CACI EUA/UE (Power Mode)</w:t>
             </w:r>
           </w:p>
         </w:tc>
